--- a/AM Receiver/PCB_Design_-_Review_V1.0.docx
+++ b/AM Receiver/PCB_Design_-_Review_V1.0.docx
@@ -4296,95 +4296,6 @@
             <w:r>
               <w:rPr/>
               <w:t>Off-Page-Connectoren sind vorhanden.</w:t>
-            </w:r>
-          </w:p>
-        </w:tc>
-      </w:tr>
-      <w:tr>
-        <w:trPr>
-          <w:trHeight w:val="765" w:hRule="atLeast"/>
-        </w:trPr>
-        <w:tc>
-          <w:tcPr>
-            <w:tcW w:w="578" w:type="dxa"/>
-            <w:tcBorders/>
-            <w:shd w:fill="auto" w:val="clear"/>
-          </w:tcPr>
-          <w:p>
-            <w:pPr>
-              <w:pStyle w:val="Normal"/>
-              <w:spacing w:lineRule="auto" w:line="240" w:before="0" w:after="0"/>
-              <w:rPr>
-                <w:rFonts w:ascii="Calibri" w:hAnsi="Calibri" w:cs="Calibri" w:asciiTheme="majorHAnsi" w:cstheme="majorHAnsi" w:hAnsiTheme="majorHAnsi"/>
-                <w:lang w:val="de-DE"/>
-              </w:rPr>
-            </w:pPr>
-            <w:r>
-              <w:rPr>
-                <w:rFonts w:cs="Calibri" w:ascii="Calibri" w:hAnsi="Calibri" w:asciiTheme="majorHAnsi" w:cstheme="majorHAnsi" w:hAnsiTheme="majorHAnsi"/>
-                <w:lang w:val="de-DE"/>
-              </w:rPr>
-              <w:t>S25</w:t>
-            </w:r>
-          </w:p>
-        </w:tc>
-        <w:tc>
-          <w:tcPr>
-            <w:tcW w:w="4771" w:type="dxa"/>
-            <w:tcBorders/>
-            <w:shd w:fill="auto" w:val="clear"/>
-          </w:tcPr>
-          <w:p>
-            <w:pPr>
-              <w:pStyle w:val="Normal"/>
-              <w:spacing w:lineRule="auto" w:line="240" w:before="0" w:after="0"/>
-              <w:rPr>
-                <w:rFonts w:ascii="Calibri" w:hAnsi="Calibri" w:cs="Calibri" w:asciiTheme="majorHAnsi" w:cstheme="majorHAnsi" w:hAnsiTheme="majorHAnsi"/>
-                <w:lang w:val="de-DE"/>
-              </w:rPr>
-            </w:pPr>
-            <w:r>
-              <w:rPr>
-                <w:rFonts w:cs="Calibri" w:ascii="Calibri" w:hAnsi="Calibri" w:asciiTheme="majorHAnsi" w:cstheme="majorHAnsi" w:hAnsiTheme="majorHAnsi"/>
-                <w:lang w:val="de-DE"/>
-              </w:rPr>
-              <w:t>Fiducials (Passermarken) vorhanden (in der Regel drei Stück auf Top und drei Stück auf Bot; möglichst weit auseinander).</w:t>
-            </w:r>
-          </w:p>
-        </w:tc>
-        <w:tc>
-          <w:tcPr>
-            <w:tcW w:w="1131" w:type="dxa"/>
-            <w:tcBorders/>
-            <w:shd w:fill="auto" w:val="clear"/>
-          </w:tcPr>
-          <w:p>
-            <w:pPr>
-              <w:pStyle w:val="Normal"/>
-              <w:spacing w:lineRule="auto" w:line="240" w:before="0" w:after="0"/>
-              <w:rPr/>
-            </w:pPr>
-            <w:r>
-              <w:rPr/>
-              <w:t>OK, 2026-07-06</w:t>
-            </w:r>
-          </w:p>
-        </w:tc>
-        <w:tc>
-          <w:tcPr>
-            <w:tcW w:w="2983" w:type="dxa"/>
-            <w:tcBorders/>
-            <w:shd w:fill="auto" w:val="clear"/>
-          </w:tcPr>
-          <w:p>
-            <w:pPr>
-              <w:pStyle w:val="Normal"/>
-              <w:spacing w:lineRule="auto" w:line="240" w:before="0" w:after="0"/>
-              <w:rPr/>
-            </w:pPr>
-            <w:r>
-              <w:rPr/>
-              <w:t>N/A - keine maschinelle Best zwingend vorgesehen. F externe Automatenbest Fiducials nach Vorgabe des Best erg.</w:t>
             </w:r>
           </w:p>
         </w:tc>
